--- a/docs/output/Zain Hajahjah/سجن البرج/SRT-En/حميدي/DOCX/05_تفريغ عربي-التحقيق وأساليب التعذيب-المنفردة والسجانين_En.docx
+++ b/docs/output/Zain Hajahjah/سجن البرج/SRT-En/حميدي/DOCX/05_تفريغ عربي-التحقيق وأساليب التعذيب-المنفردة والسجانين_En.docx
@@ -4,17 +4,32 @@
   <w:body>
     <w:p>
       <w:r>
-        <w:t>The solitary cell fits two mattresses here and two mattresses there</w:t>
+        <w:t>The solitary cell fits two mattresses</w:t>
       </w:r>
     </w:p>
     <w:p>
       <w:r>
-        <w:t>Meaning it fits only four mattresses</w:t>
+        <w:t>here and two mattresses there</w:t>
       </w:r>
     </w:p>
     <w:p>
       <w:r>
-        <w:t>The most we reached in the solitary cell was eight people</w:t>
+        <w:t>Meaning it fits</w:t>
+      </w:r>
+    </w:p>
+    <w:p>
+      <w:r>
+        <w:t>only four mattresses</w:t>
+      </w:r>
+    </w:p>
+    <w:p>
+      <w:r>
+        <w:t>The most we reached in</w:t>
+      </w:r>
+    </w:p>
+    <w:p>
+      <w:r>
+        <w:t>the solitary cell was eight people</w:t>
       </w:r>
     </w:p>
     <w:p>
@@ -24,17 +39,32 @@
     </w:p>
     <w:p>
       <w:r>
-        <w:t>We pulled the mattresses toward the door where there was a space of about one tile (40 cm), pulled the mattress and laid a blanket over it</w:t>
+        <w:t>We pulled the mattresses toward the door where there was a space of about</w:t>
       </w:r>
     </w:p>
     <w:p>
       <w:r>
-        <w:t>And it became enough for eight people to sleep on</w:t>
+        <w:t>one tile (40 cm), pulled the mattress and laid a blanket over it</w:t>
       </w:r>
     </w:p>
     <w:p>
       <w:r>
-        <w:t>Of course we slept, if you will pardon me, like dogs inside it</w:t>
+        <w:t>And it became enough</w:t>
+      </w:r>
+    </w:p>
+    <w:p>
+      <w:r>
+        <w:t>for eight people to sleep on</w:t>
+      </w:r>
+    </w:p>
+    <w:p>
+      <w:r>
+        <w:t>Of course we slept, if you will</w:t>
+      </w:r>
+    </w:p>
+    <w:p>
+      <w:r>
+        <w:t>pardon me, like dogs inside it</w:t>
       </w:r>
     </w:p>
     <w:p>
@@ -44,7 +74,12 @@
     </w:p>
     <w:p>
       <w:r>
-        <w:t>Its width is roughly two mattresses wide, between one meter and a meter and a half</w:t>
+        <w:t>Its width is roughly two mattresses wide,</w:t>
+      </w:r>
+    </w:p>
+    <w:p>
+      <w:r>
+        <w:t>between one meter and a meter and a half</w:t>
       </w:r>
     </w:p>
     <w:p>
@@ -54,22 +89,42 @@
     </w:p>
     <w:p>
       <w:r>
-        <w:t>Interviewer: Did you hear the names or noms de guerre of the jailers you saw in the prison?</w:t>
+        <w:t>Interviewer: Did you hear the names or noms de</w:t>
       </w:r>
     </w:p>
     <w:p>
       <w:r>
-        <w:t>The interrogator's name was Abu al-Baraa</w:t>
+        <w:t>guerre of the jailers you saw in the prison?</w:t>
       </w:r>
     </w:p>
     <w:p>
       <w:r>
-        <w:t>He had green eyes and a stocky build, decent looking</w:t>
+        <w:t>The interrogator's name</w:t>
       </w:r>
     </w:p>
     <w:p>
       <w:r>
-        <w:t>And there was also Abu Sulaiman, he used to come to our door</w:t>
+        <w:t>was Abu al-Baraa</w:t>
+      </w:r>
+    </w:p>
+    <w:p>
+      <w:r>
+        <w:t>He had green eyes and a</w:t>
+      </w:r>
+    </w:p>
+    <w:p>
+      <w:r>
+        <w:t>stocky build, decent looking</w:t>
+      </w:r>
+    </w:p>
+    <w:p>
+      <w:r>
+        <w:t>And there was also Abu Sulaiman,</w:t>
+      </w:r>
+    </w:p>
+    <w:p>
+      <w:r>
+        <w:t>he used to come to our door</w:t>
       </w:r>
     </w:p>
     <w:p>
@@ -79,12 +134,22 @@
     </w:p>
     <w:p>
       <w:r>
-        <w:t>He only ever called us pig and similar insults</w:t>
+        <w:t>He only ever called us pig</w:t>
       </w:r>
     </w:p>
     <w:p>
       <w:r>
-        <w:t>I will cut you to pieces, and you I will throw over there</w:t>
+        <w:t>and similar insults</w:t>
+      </w:r>
+    </w:p>
+    <w:p>
+      <w:r>
+        <w:t>I will cut you to pieces,</w:t>
+      </w:r>
+    </w:p>
+    <w:p>
+      <w:r>
+        <w:t>and you I will throw over there</w:t>
       </w:r>
     </w:p>
     <w:p>
@@ -94,52 +159,102 @@
     </w:p>
     <w:p>
       <w:r>
-        <w:t>And there was also a young man named Khaled, known as Abu al-Walid, whose foot was amputated</w:t>
+        <w:t>And there was also a young man named Khaled,</w:t>
       </w:r>
     </w:p>
     <w:p>
       <w:r>
-        <w:t>A respectful young man, fifteen or sixteen years old</w:t>
+        <w:t>known as Abu al-Walid, whose foot was amputated</w:t>
       </w:r>
     </w:p>
     <w:p>
       <w:r>
-        <w:t>His foot was amputated. He was also a jailer but he came to the door with complete respect</w:t>
+        <w:t>A respectful young man, fifteen</w:t>
       </w:r>
     </w:p>
     <w:p>
       <w:r>
-        <w:t>Abu Sulaiman was filthy and Abu al-Baraa had absolutely no fear of God</w:t>
+        <w:t>or sixteen years old</w:t>
       </w:r>
     </w:p>
     <w:p>
       <w:r>
-        <w:t>Interviewer: What was the charge they brought against you to put you in prison?</w:t>
+        <w:t>His foot was amputated. He was also a jailer but he</w:t>
       </w:r>
     </w:p>
     <w:p>
       <w:r>
-        <w:t>At the start of the interrogation they accused me of espionage</w:t>
+        <w:t>came to the door with complete respect</w:t>
       </w:r>
     </w:p>
     <w:p>
       <w:r>
-        <w:t>They were looking for a phone on me</w:t>
+        <w:t>Abu Sulaiman was filthy and Abu</w:t>
       </w:r>
     </w:p>
     <w:p>
       <w:r>
-        <w:t>I told them, you opened internet cafes and the shop owner registers names</w:t>
+        <w:t>al-Baraa had absolutely no fear of God</w:t>
       </w:r>
     </w:p>
     <w:p>
       <w:r>
-        <w:t>In our neighborhood there was an internet cafe owned by a man named Fahd</w:t>
+        <w:t>Interviewer: What was the charge they</w:t>
       </w:r>
     </w:p>
     <w:p>
       <w:r>
-        <w:t>Of course he was an informant for them</w:t>
+        <w:t>brought against you to put you in prison?</w:t>
+      </w:r>
+    </w:p>
+    <w:p>
+      <w:r>
+        <w:t>At the start of the interrogation</w:t>
+      </w:r>
+    </w:p>
+    <w:p>
+      <w:r>
+        <w:t>they accused me of espionage</w:t>
+      </w:r>
+    </w:p>
+    <w:p>
+      <w:r>
+        <w:t>They were looking for</w:t>
+      </w:r>
+    </w:p>
+    <w:p>
+      <w:r>
+        <w:t>a phone on me</w:t>
+      </w:r>
+    </w:p>
+    <w:p>
+      <w:r>
+        <w:t>I told them, you opened internet cafes and the</w:t>
+      </w:r>
+    </w:p>
+    <w:p>
+      <w:r>
+        <w:t>shop owner registers names</w:t>
+      </w:r>
+    </w:p>
+    <w:p>
+      <w:r>
+        <w:t>In our neighborhood there was an</w:t>
+      </w:r>
+    </w:p>
+    <w:p>
+      <w:r>
+        <w:t>internet cafe owned by a man named Fahd</w:t>
+      </w:r>
+    </w:p>
+    <w:p>
+      <w:r>
+        <w:t>Of course he was</w:t>
+      </w:r>
+    </w:p>
+    <w:p>
+      <w:r>
+        <w:t>an informant for them</w:t>
       </w:r>
     </w:p>
     <w:p>
@@ -149,22 +264,42 @@
     </w:p>
     <w:p>
       <w:r>
-        <w:t>I told him, this is my phone, I smashed it in front of him and said take it and hand it to them</w:t>
+        <w:t>I told him, this is my phone, I smashed it</w:t>
       </w:r>
     </w:p>
     <w:p>
       <w:r>
-        <w:t>From the start of the name registration, I smashed my phone and gave it to him</w:t>
+        <w:t>in front of him and said take it and hand it to them</w:t>
       </w:r>
     </w:p>
     <w:p>
       <w:r>
-        <w:t>I did that so no one would come after me</w:t>
+        <w:t>From the start of the name registration, I smashed</w:t>
       </w:r>
     </w:p>
     <w:p>
       <w:r>
-        <w:t>You can control yourself from the inside but you cannot control those on the outside from crossing lines</w:t>
+        <w:t>my phone and gave it to him</w:t>
+      </w:r>
+    </w:p>
+    <w:p>
+      <w:r>
+        <w:t>I did that so no one</w:t>
+      </w:r>
+    </w:p>
+    <w:p>
+      <w:r>
+        <w:t>would come after me</w:t>
+      </w:r>
+    </w:p>
+    <w:p>
+      <w:r>
+        <w:t>You can control yourself from the inside but you</w:t>
+      </w:r>
+    </w:p>
+    <w:p>
+      <w:r>
+        <w:t>cannot control those on the outside from crossing lines</w:t>
       </w:r>
     </w:p>
     <w:p>
@@ -174,67 +309,132 @@
     </w:p>
     <w:p>
       <w:r>
-        <w:t>Many people were killed because of a phone</w:t>
+        <w:t>Many people were killed</w:t>
       </w:r>
     </w:p>
     <w:p>
       <w:r>
-        <w:t>Because of blasphemy, people imprisoned with us received messages containing blasphemy and they were told, you are accountable for it</w:t>
+        <w:t>because of a phone</w:t>
       </w:r>
     </w:p>
     <w:p>
       <w:r>
-        <w:t>Of course in this case there is personal enmity</w:t>
+        <w:t>Because of blasphemy, people imprisoned with us received messages</w:t>
       </w:r>
     </w:p>
     <w:p>
       <w:r>
-        <w:t>Interviewer: What dominated this place? What did you feel while in this place?</w:t>
+        <w:t>containing blasphemy and they were told, you are accountable for it</w:t>
       </w:r>
     </w:p>
     <w:p>
       <w:r>
-        <w:t>Of course fear was always present</w:t>
+        <w:t>Of course in this case</w:t>
       </w:r>
     </w:p>
     <w:p>
       <w:r>
-        <w:t>The fear was not of dying in an airstrike but of being killed</w:t>
+        <w:t>there is personal enmity</w:t>
       </w:r>
     </w:p>
     <w:p>
       <w:r>
-        <w:t>When interrogation summons began, everyone fell silent</w:t>
+        <w:t>Interviewer: What dominated this place?</w:t>
       </w:r>
     </w:p>
     <w:p>
       <w:r>
-        <w:t>Everyone listened to what happened in the interrogation room</w:t>
+        <w:t>What did you feel while in this place?</w:t>
       </w:r>
     </w:p>
     <w:p>
       <w:r>
-        <w:t>Beatings to the head, breaking of hands</w:t>
+        <w:t>Of course fear</w:t>
       </w:r>
     </w:p>
     <w:p>
       <w:r>
-        <w:t>And lifting us and slamming us against the walls, that was the torture</w:t>
+        <w:t>was always present</w:t>
       </w:r>
     </w:p>
     <w:p>
       <w:r>
-        <w:t>Interviewer: Tell us about the torture methods you experienced</w:t>
+        <w:t>The fear was not of dying in an airstrike but</w:t>
       </w:r>
     </w:p>
     <w:p>
       <w:r>
-        <w:t>Torture methods, I told you about when I first entered</w:t>
+        <w:t>of being killed</w:t>
       </w:r>
     </w:p>
     <w:p>
       <w:r>
-        <w:t>The first five days I was still conscious</w:t>
+        <w:t>When interrogation summons began,</w:t>
+      </w:r>
+    </w:p>
+    <w:p>
+      <w:r>
+        <w:t>everyone fell silent</w:t>
+      </w:r>
+    </w:p>
+    <w:p>
+      <w:r>
+        <w:t>Everyone listened to what happened</w:t>
+      </w:r>
+    </w:p>
+    <w:p>
+      <w:r>
+        <w:t>in the interrogation room</w:t>
+      </w:r>
+    </w:p>
+    <w:p>
+      <w:r>
+        <w:t>Beatings to the head,</w:t>
+      </w:r>
+    </w:p>
+    <w:p>
+      <w:r>
+        <w:t>breaking of hands</w:t>
+      </w:r>
+    </w:p>
+    <w:p>
+      <w:r>
+        <w:t>And lifting us and slamming us</w:t>
+      </w:r>
+    </w:p>
+    <w:p>
+      <w:r>
+        <w:t>against the walls, that was the torture</w:t>
+      </w:r>
+    </w:p>
+    <w:p>
+      <w:r>
+        <w:t>Interviewer: Tell us about the</w:t>
+      </w:r>
+    </w:p>
+    <w:p>
+      <w:r>
+        <w:t>torture methods you experienced</w:t>
+      </w:r>
+    </w:p>
+    <w:p>
+      <w:r>
+        <w:t>Torture methods, I told you about</w:t>
+      </w:r>
+    </w:p>
+    <w:p>
+      <w:r>
+        <w:t>when I first entered</w:t>
+      </w:r>
+    </w:p>
+    <w:p>
+      <w:r>
+        <w:t>The first five days</w:t>
+      </w:r>
+    </w:p>
+    <w:p>
+      <w:r>
+        <w:t>I was still conscious</w:t>
       </w:r>
     </w:p>
     <w:p>
@@ -254,27 +454,52 @@
     </w:p>
     <w:p>
       <w:r>
-        <w:t>Because he showed it to me and said, I will make this eat from your skull</w:t>
+        <w:t>Because he showed it to me and said,</w:t>
       </w:r>
     </w:p>
     <w:p>
       <w:r>
-        <w:t>And indeed he did, this is the mark of a blow on my head</w:t>
+        <w:t>I will make this eat from your skull</w:t>
       </w:r>
     </w:p>
     <w:p>
       <w:r>
-        <w:t>And here is something like a fracture in my skull</w:t>
+        <w:t>And indeed he did, this is the</w:t>
       </w:r>
     </w:p>
     <w:p>
       <w:r>
-        <w:t>I remained unconscious for fifteen to seventeen days, not knowing where I was</w:t>
+        <w:t>mark of a blow on my head</w:t>
       </w:r>
     </w:p>
     <w:p>
       <w:r>
-        <w:t>When I regained consciousness I felt like I had slept the night before and woken up today</w:t>
+        <w:t>And here is something like</w:t>
+      </w:r>
+    </w:p>
+    <w:p>
+      <w:r>
+        <w:t>a fracture in my skull</w:t>
+      </w:r>
+    </w:p>
+    <w:p>
+      <w:r>
+        <w:t>I remained unconscious for fifteen</w:t>
+      </w:r>
+    </w:p>
+    <w:p>
+      <w:r>
+        <w:t>to seventeen days, not knowing where I was</w:t>
+      </w:r>
+    </w:p>
+    <w:p>
+      <w:r>
+        <w:t>When I regained consciousness I felt like I had</w:t>
+      </w:r>
+    </w:p>
+    <w:p>
+      <w:r>
+        <w:t>slept the night before and woken up today</w:t>
       </w:r>
     </w:p>
     <w:p>
@@ -284,22 +509,42 @@
     </w:p>
     <w:p>
       <w:r>
-        <w:t>Interrogation started at 12:05 and went until 3 in the afternoon</w:t>
+        <w:t>Interrogation started at 12:05</w:t>
       </w:r>
     </w:p>
     <w:p>
       <w:r>
-        <w:t>Sometimes until 2:30, sometimes until 3:30</w:t>
+        <w:t>and went until 3 in the afternoon</w:t>
       </w:r>
     </w:p>
     <w:p>
       <w:r>
-        <w:t>That was the interrogation schedule of course</w:t>
+        <w:t>Sometimes until 2:30,</w:t>
       </w:r>
     </w:p>
     <w:p>
       <w:r>
-        <w:t>It was not ordinary beating, he was hitting me with the hammer on my head</w:t>
+        <w:t>sometimes until 3:30</w:t>
+      </w:r>
+    </w:p>
+    <w:p>
+      <w:r>
+        <w:t>That was the interrogation</w:t>
+      </w:r>
+    </w:p>
+    <w:p>
+      <w:r>
+        <w:t>schedule of course</w:t>
+      </w:r>
+    </w:p>
+    <w:p>
+      <w:r>
+        <w:t>It was not ordinary beating, he was</w:t>
+      </w:r>
+    </w:p>
+    <w:p>
+      <w:r>
+        <w:t>hitting me with the hammer on my head</w:t>
       </w:r>
     </w:p>
     <w:p>
@@ -309,112 +554,222 @@
     </w:p>
     <w:p>
       <w:r>
-        <w:t>You know how interrogation works</w:t>
+        <w:t>You know how</w:t>
       </w:r>
     </w:p>
     <w:p>
       <w:r>
-        <w:t>For example he asks you, how many times did you travel outside ISIS territory</w:t>
+        <w:t>interrogation works</w:t>
       </w:r>
     </w:p>
     <w:p>
       <w:r>
-        <w:t>And you had answered twice, once for work and once to visit</w:t>
+        <w:t>For example he asks you, how many times</w:t>
       </w:r>
     </w:p>
     <w:p>
       <w:r>
-        <w:t>Then he says, you traveled twice, and hits you on the head</w:t>
+        <w:t>did you travel outside ISIS territory</w:t>
       </w:r>
     </w:p>
     <w:p>
       <w:r>
-        <w:t>He does not give you room to make a mistake with any information</w:t>
+        <w:t>And you had answered twice,</w:t>
       </w:r>
     </w:p>
     <w:p>
       <w:r>
-        <w:t>Of course from the start of the interrogation he records you on the laptop with audio and video</w:t>
+        <w:t>once for work and once to visit</w:t>
       </w:r>
     </w:p>
     <w:p>
       <w:r>
-        <w:t>He talks to you with headphones on, listening to your previous recordings and comparing</w:t>
+        <w:t>Then he says, you traveled twice,</w:t>
       </w:r>
     </w:p>
     <w:p>
       <w:r>
-        <w:t>Even if you spoke one word and there was a difference in dialect between the rural Jazira dialect and the urban city dialect</w:t>
+        <w:t>and hits you on the head</w:t>
       </w:r>
     </w:p>
     <w:p>
       <w:r>
-        <w:t>He would beat you for it</w:t>
+        <w:t>He does not give you room to make</w:t>
       </w:r>
     </w:p>
     <w:p>
       <w:r>
-        <w:t>He demands you speak as you spoke before</w:t>
+        <w:t>a mistake with any information</w:t>
       </w:r>
     </w:p>
     <w:p>
       <w:r>
-        <w:t>I endured a month of the same daily interrogation</w:t>
+        <w:t>Of course from the start of the interrogation he</w:t>
       </w:r>
     </w:p>
     <w:p>
       <w:r>
-        <w:t>Perhaps only one day a week passed without interrogation</w:t>
+        <w:t>records you on the laptop with audio and video</w:t>
       </w:r>
     </w:p>
     <w:p>
       <w:r>
-        <w:t>But most of the month they interrogated me</w:t>
+        <w:t>He talks to you with headphones on,</w:t>
       </w:r>
     </w:p>
     <w:p>
       <w:r>
-        <w:t>Of course there was no one left in the town of Tabqa the interrogator did not ask me about</w:t>
+        <w:t>listening to your previous recordings and comparing</w:t>
       </w:r>
     </w:p>
     <w:p>
       <w:r>
-        <w:t>Of course most of his questions were about people close to me</w:t>
+        <w:t>Even if you spoke one word and there was a difference in dialect</w:t>
       </w:r>
     </w:p>
     <w:p>
       <w:r>
-        <w:t>What is your job? What do you do at night? Do you sleep or go to work? Where do you go?</w:t>
+        <w:t>between the rural Jazira dialect and the urban city dialect</w:t>
       </w:r>
     </w:p>
     <w:p>
       <w:r>
-        <w:t>Of course they were afraid of assassinations</w:t>
+        <w:t>He would beat</w:t>
       </w:r>
     </w:p>
     <w:p>
       <w:r>
-        <w:t>And anyone who had been with the Free Syrian Army, they were wary of</w:t>
+        <w:t>you for it</w:t>
       </w:r>
     </w:p>
     <w:p>
       <w:r>
-        <w:t>Especially if they had not undergone repentance, they remained under surveillance</w:t>
+        <w:t>He demands you speak</w:t>
       </w:r>
     </w:p>
     <w:p>
       <w:r>
-        <w:t>Of course when they came to my house</w:t>
+        <w:t>as you spoke before</w:t>
       </w:r>
     </w:p>
     <w:p>
       <w:r>
-        <w:t>They sent a young man who was one of my friends ahead of them</w:t>
+        <w:t>I endured a month of the</w:t>
       </w:r>
     </w:p>
     <w:p>
       <w:r>
-        <w:t>To make sure I was home, then they came after him</w:t>
+        <w:t>same daily interrogation</w:t>
+      </w:r>
+    </w:p>
+    <w:p>
+      <w:r>
+        <w:t>Perhaps only one day a week</w:t>
+      </w:r>
+    </w:p>
+    <w:p>
+      <w:r>
+        <w:t>passed without interrogation</w:t>
+      </w:r>
+    </w:p>
+    <w:p>
+      <w:r>
+        <w:t>But most of the month</w:t>
+      </w:r>
+    </w:p>
+    <w:p>
+      <w:r>
+        <w:t>they interrogated me</w:t>
+      </w:r>
+    </w:p>
+    <w:p>
+      <w:r>
+        <w:t>Of course there was no one left in the town</w:t>
+      </w:r>
+    </w:p>
+    <w:p>
+      <w:r>
+        <w:t>of Tabqa the interrogator did not ask me about</w:t>
+      </w:r>
+    </w:p>
+    <w:p>
+      <w:r>
+        <w:t>Of course most of his questions</w:t>
+      </w:r>
+    </w:p>
+    <w:p>
+      <w:r>
+        <w:t>were about people close to me</w:t>
+      </w:r>
+    </w:p>
+    <w:p>
+      <w:r>
+        <w:t>What is your job? What do you do at night? Do you sleep</w:t>
+      </w:r>
+    </w:p>
+    <w:p>
+      <w:r>
+        <w:t>or go to work? Where do you go?</w:t>
+      </w:r>
+    </w:p>
+    <w:p>
+      <w:r>
+        <w:t>Of course they were</w:t>
+      </w:r>
+    </w:p>
+    <w:p>
+      <w:r>
+        <w:t>afraid of assassinations</w:t>
+      </w:r>
+    </w:p>
+    <w:p>
+      <w:r>
+        <w:t>And anyone who had been with the</w:t>
+      </w:r>
+    </w:p>
+    <w:p>
+      <w:r>
+        <w:t>Free Syrian Army, they were wary of</w:t>
+      </w:r>
+    </w:p>
+    <w:p>
+      <w:r>
+        <w:t>Especially if they had not undergone</w:t>
+      </w:r>
+    </w:p>
+    <w:p>
+      <w:r>
+        <w:t>repentance, they remained under surveillance</w:t>
+      </w:r>
+    </w:p>
+    <w:p>
+      <w:r>
+        <w:t>Of course when they</w:t>
+      </w:r>
+    </w:p>
+    <w:p>
+      <w:r>
+        <w:t>came to my house</w:t>
+      </w:r>
+    </w:p>
+    <w:p>
+      <w:r>
+        <w:t>They sent a young man who was</w:t>
+      </w:r>
+    </w:p>
+    <w:p>
+      <w:r>
+        <w:t>one of my friends ahead of them</w:t>
+      </w:r>
+    </w:p>
+    <w:p>
+      <w:r>
+        <w:t>To make sure I was home,</w:t>
+      </w:r>
+    </w:p>
+    <w:p>
+      <w:r>
+        <w:t>then they came after him</w:t>
       </w:r>
     </w:p>
     <w:p>
@@ -424,182 +779,362 @@
     </w:p>
     <w:p>
       <w:r>
-        <w:t>In an H1 vehicle. One of them told me, Abu Muhammad al-Amni wants you to come answer a few questions</w:t>
+        <w:t>In an H1 vehicle. One of them told me, Abu Muhammad al-Amni</w:t>
       </w:r>
     </w:p>
     <w:p>
       <w:r>
-        <w:t>From the moment I got in the car he treated me respectfully, he said here is your blindfold, cover your head</w:t>
+        <w:t>wants you to come answer a few questions</w:t>
       </w:r>
     </w:p>
     <w:p>
       <w:r>
-        <w:t>Interviewer: During the interrogation, did you know they were recording you?</w:t>
+        <w:t>From the moment I got in the car he treated me respectfully,</w:t>
       </w:r>
     </w:p>
     <w:p>
       <w:r>
-        <w:t>Yes, I could hear the laptop sound</w:t>
+        <w:t>he said here is your blindfold, cover your head</w:t>
       </w:r>
     </w:p>
     <w:p>
       <w:r>
-        <w:t>When he talked to me he said, I will ask you a question and you must answer</w:t>
+        <w:t>Interviewer: During the interrogation,</w:t>
       </w:r>
     </w:p>
     <w:p>
       <w:r>
-        <w:t>For example he asks me, what is your name? I say Humaidi, he says wait and starts typing on the laptop</w:t>
+        <w:t>did you know they were recording you?</w:t>
       </w:r>
     </w:p>
     <w:p>
       <w:r>
-        <w:t>Of course how did I know they were recording me even though I was blindfolded and handcuffed behind my back, kneeling</w:t>
+        <w:t>Yes, I could hear</w:t>
       </w:r>
     </w:p>
     <w:p>
       <w:r>
-        <w:t>He told his assistant, point the camera at him properly, he did not appear well</w:t>
+        <w:t>the laptop sound</w:t>
       </w:r>
     </w:p>
     <w:p>
       <w:r>
-        <w:t>That is how I knew I was being filmed</w:t>
+        <w:t>When he talked to me he said, I will ask</w:t>
       </w:r>
     </w:p>
     <w:p>
       <w:r>
-        <w:t>The second time they interrogated me he said, you know you were filmed yesterday so do not make any mistakes with the information</w:t>
+        <w:t>you a question and you must answer</w:t>
       </w:r>
     </w:p>
     <w:p>
       <w:r>
-        <w:t>I told him, whoever does something does not make mistakes in it</w:t>
+        <w:t>For example he asks me, what is your name? I say Humaidi,</w:t>
       </w:r>
     </w:p>
     <w:p>
       <w:r>
-        <w:t>More than once he asked me questions that had nothing to do with them</w:t>
+        <w:t>he says wait and starts typing on the laptop</w:t>
       </w:r>
     </w:p>
     <w:p>
       <w:r>
-        <w:t>Two people interrogated me whose names I do not know</w:t>
+        <w:t>Of course how did I know they were recording me even though I was blindfolded</w:t>
       </w:r>
     </w:p>
     <w:p>
       <w:r>
-        <w:t>And a person named Abu al-Baraa whose role was to finalize the information in the interrogation</w:t>
+        <w:t>and handcuffed behind my back, kneeling</w:t>
       </w:r>
     </w:p>
     <w:p>
       <w:r>
-        <w:t>He was like the prison director, he personally verified the interrogation with you</w:t>
+        <w:t>He told his assistant, point the camera</w:t>
       </w:r>
     </w:p>
     <w:p>
       <w:r>
-        <w:t>In case you wanted to add information, he would relay it to the previous interrogators</w:t>
+        <w:t>at him properly, he did not appear well</w:t>
       </w:r>
     </w:p>
     <w:p>
       <w:r>
-        <w:t>One of the interrogators whose name was mentioned in front of me was Abu Ubada</w:t>
+        <w:t>That is how I knew</w:t>
       </w:r>
     </w:p>
     <w:p>
       <w:r>
-        <w:t>At the start of my interrogation one of the members mentioned his name and he said, shush, be quiet</w:t>
+        <w:t>I was being filmed</w:t>
       </w:r>
     </w:p>
     <w:p>
       <w:r>
-        <w:t>Interviewer: Did something happen to you in prison that you still remember, something stuck in your memory since that day?</w:t>
+        <w:t>The second time they interrogated me he said, you know you were filmed</w:t>
       </w:r>
     </w:p>
     <w:p>
       <w:r>
-        <w:t>All of my days with them are unforgettable</w:t>
+        <w:t>yesterday so do not make any mistakes with the information</w:t>
       </w:r>
     </w:p>
     <w:p>
       <w:r>
-        <w:t>You live your life here in constant terror, you cannot see anyone, you cannot even see their faces</w:t>
+        <w:t>I told him, whoever does something</w:t>
       </w:r>
     </w:p>
     <w:p>
       <w:r>
-        <w:t>And your friends imprisoned with you, when one returns from the interrogation room they would have told him, we will kill you</w:t>
+        <w:t>does not make mistakes in it</w:t>
       </w:r>
     </w:p>
     <w:p>
       <w:r>
-        <w:t>It was impossible to hear any good news</w:t>
+        <w:t>More than once he asked me questions</w:t>
       </w:r>
     </w:p>
     <w:p>
       <w:r>
-        <w:t>Even your family does not know where you are and there is no one to deliver news about you</w:t>
+        <w:t>that had nothing to do with them</w:t>
       </w:r>
     </w:p>
     <w:p>
       <w:r>
-        <w:t>The interrogators I went to, no one came out from them alive. Most of those they interrogated were executed</w:t>
+        <w:t>Two people interrogated me</w:t>
       </w:r>
     </w:p>
     <w:p>
       <w:r>
-        <w:t>Most of them were killed. Eventually only five of us from the town of Tabqa remained and they took us</w:t>
+        <w:t>whose names I do not know</w:t>
       </w:r>
     </w:p>
     <w:p>
       <w:r>
-        <w:t>Among them was a young man named Idris, a Kurdish man they arrested because of his son's birthday party</w:t>
+        <w:t>And a person named Abu al-Baraa whose role was</w:t>
       </w:r>
     </w:p>
     <w:p>
       <w:r>
-        <w:t>He remained imprisoned for about four months</w:t>
+        <w:t>to finalize the information in the interrogation</w:t>
       </w:r>
     </w:p>
     <w:p>
       <w:r>
-        <w:t>And also Shakir, they arrested him and his wife</w:t>
+        <w:t>He was like the prison director, he personally</w:t>
       </w:r>
     </w:p>
     <w:p>
       <w:r>
-        <w:t>And there were also Kurdish young men whose names I forgot</w:t>
+        <w:t>verified the interrogation with you</w:t>
       </w:r>
     </w:p>
     <w:p>
       <w:r>
-        <w:t>Over the passing days I forgot their names</w:t>
+        <w:t>In case you wanted to add information,</w:t>
       </w:r>
     </w:p>
     <w:p>
       <w:r>
-        <w:t>And with us was also Abboud al-Shawakh</w:t>
+        <w:t>he would relay it to the previous interrogators</w:t>
       </w:r>
     </w:p>
     <w:p>
       <w:r>
-        <w:t>They used to suspend him from the door</w:t>
+        <w:t>One of the interrogators whose name was mentioned</w:t>
       </w:r>
     </w:p>
     <w:p>
       <w:r>
-        <w:t>This entire door was used for &lt;i&gt;shabeh&lt;/i&gt; [suspension]</w:t>
+        <w:t>in front of me was Abu Ubada</w:t>
       </w:r>
     </w:p>
     <w:p>
       <w:r>
-        <w:t>Of course in this corridor you hear nothing but the sound of torture, God protect us</w:t>
+        <w:t>At the start of my interrogation one of the members</w:t>
       </w:r>
     </w:p>
     <w:p>
       <w:r>
-        <w:t>Women crying and men crying, women being dragged on the ground and men being dragged</w:t>
+        <w:t>mentioned his name and he said, shush, be quiet</w:t>
+      </w:r>
+    </w:p>
+    <w:p>
+      <w:r>
+        <w:t>Interviewer: Did something happen to you in prison that you</w:t>
+      </w:r>
+    </w:p>
+    <w:p>
+      <w:r>
+        <w:t>still remember, something stuck in your memory since that day?</w:t>
+      </w:r>
+    </w:p>
+    <w:p>
+      <w:r>
+        <w:t>All of my days with them</w:t>
+      </w:r>
+    </w:p>
+    <w:p>
+      <w:r>
+        <w:t>are unforgettable</w:t>
+      </w:r>
+    </w:p>
+    <w:p>
+      <w:r>
+        <w:t>You live your life here in constant terror, you cannot see</w:t>
+      </w:r>
+    </w:p>
+    <w:p>
+      <w:r>
+        <w:t>anyone, you cannot even see their faces</w:t>
+      </w:r>
+    </w:p>
+    <w:p>
+      <w:r>
+        <w:t>And your friends imprisoned with you, when one returns from the</w:t>
+      </w:r>
+    </w:p>
+    <w:p>
+      <w:r>
+        <w:t>interrogation room they would have told him, we will kill you</w:t>
+      </w:r>
+    </w:p>
+    <w:p>
+      <w:r>
+        <w:t>It was impossible to hear</w:t>
+      </w:r>
+    </w:p>
+    <w:p>
+      <w:r>
+        <w:t>any good news</w:t>
+      </w:r>
+    </w:p>
+    <w:p>
+      <w:r>
+        <w:t>Even your family does not know where you are</w:t>
+      </w:r>
+    </w:p>
+    <w:p>
+      <w:r>
+        <w:t>and there is no one to deliver news about you</w:t>
+      </w:r>
+    </w:p>
+    <w:p>
+      <w:r>
+        <w:t>The interrogators I went to, no one came out from them alive. Most of</w:t>
+      </w:r>
+    </w:p>
+    <w:p>
+      <w:r>
+        <w:t>those they interrogated were executed</w:t>
+      </w:r>
+    </w:p>
+    <w:p>
+      <w:r>
+        <w:t>Most of them were killed. Eventually only five of us from</w:t>
+      </w:r>
+    </w:p>
+    <w:p>
+      <w:r>
+        <w:t>the town of Tabqa remained and they took us</w:t>
+      </w:r>
+    </w:p>
+    <w:p>
+      <w:r>
+        <w:t>Among them was a young man named Idris, a Kurdish man</w:t>
+      </w:r>
+    </w:p>
+    <w:p>
+      <w:r>
+        <w:t>they arrested because of his son's birthday party</w:t>
+      </w:r>
+    </w:p>
+    <w:p>
+      <w:r>
+        <w:t>He remained imprisoned</w:t>
+      </w:r>
+    </w:p>
+    <w:p>
+      <w:r>
+        <w:t>for about four months</w:t>
+      </w:r>
+    </w:p>
+    <w:p>
+      <w:r>
+        <w:t>And also Shakir, they arrested</w:t>
+      </w:r>
+    </w:p>
+    <w:p>
+      <w:r>
+        <w:t>him and his wife</w:t>
+      </w:r>
+    </w:p>
+    <w:p>
+      <w:r>
+        <w:t>And there were also Kurdish</w:t>
+      </w:r>
+    </w:p>
+    <w:p>
+      <w:r>
+        <w:t>young men whose names I forgot</w:t>
+      </w:r>
+    </w:p>
+    <w:p>
+      <w:r>
+        <w:t>Over the passing days</w:t>
+      </w:r>
+    </w:p>
+    <w:p>
+      <w:r>
+        <w:t>I forgot their names</w:t>
+      </w:r>
+    </w:p>
+    <w:p>
+      <w:r>
+        <w:t>And with us was also</w:t>
+      </w:r>
+    </w:p>
+    <w:p>
+      <w:r>
+        <w:t>Abboud al-Shawakh</w:t>
+      </w:r>
+    </w:p>
+    <w:p>
+      <w:r>
+        <w:t>They used to suspend</w:t>
+      </w:r>
+    </w:p>
+    <w:p>
+      <w:r>
+        <w:t>him from the door</w:t>
+      </w:r>
+    </w:p>
+    <w:p>
+      <w:r>
+        <w:t>This entire door was used</w:t>
+      </w:r>
+    </w:p>
+    <w:p>
+      <w:r>
+        <w:t>for suspension [shabeh]</w:t>
+      </w:r>
+    </w:p>
+    <w:p>
+      <w:r>
+        <w:t>Of course in this corridor you hear nothing</w:t>
+      </w:r>
+    </w:p>
+    <w:p>
+      <w:r>
+        <w:t>but the sound of torture, God protect us</w:t>
+      </w:r>
+    </w:p>
+    <w:p>
+      <w:r>
+        <w:t>Women crying and men crying, women being</w:t>
+      </w:r>
+    </w:p>
+    <w:p>
+      <w:r>
+        <w:t>dragged on the ground and men being dragged</w:t>
       </w:r>
     </w:p>
     <w:p>
@@ -609,7 +1144,12 @@
     </w:p>
     <w:p>
       <w:r>
-        <w:t>Of course they bring prisoners, we hear their screaming but we cannot see them</w:t>
+        <w:t>Of course they bring prisoners, we hear their</w:t>
+      </w:r>
+    </w:p>
+    <w:p>
+      <w:r>
+        <w:t>screaming but we cannot see them</w:t>
       </w:r>
     </w:p>
     <w:sectPr>
@@ -986,7 +1526,7 @@
     <w:qFormat/>
     <w:rsid w:val="00FC693F"/>
     <w:rPr>
-      <w:rFonts w:ascii="Calibri" w:hAnsi="Calibri"/>
+      <w:rFonts w:ascii="Arial" w:hAnsi="Arial"/>
       <w:sz w:val="22"/>
     </w:rPr>
   </w:style>

--- a/docs/output/Zain Hajahjah/سجن البرج/SRT-En/حميدي/DOCX/05_تفريغ عربي-التحقيق وأساليب التعذيب-المنفردة والسجانين_En.docx
+++ b/docs/output/Zain Hajahjah/سجن البرج/SRT-En/حميدي/DOCX/05_تفريغ عربي-التحقيق وأساليب التعذيب-المنفردة والسجانين_En.docx
@@ -4,6 +4,16 @@
   <w:body>
     <w:p>
       <w:r>
+        <w:t>1</w:t>
+      </w:r>
+    </w:p>
+    <w:p>
+      <w:r>
+        <w:t>00:00:00,541 --&gt; 00:00:06,250</w:t>
+      </w:r>
+    </w:p>
+    <w:p>
+      <w:r>
         <w:t>The solitary cell fits two mattresses</w:t>
       </w:r>
     </w:p>
@@ -12,6 +22,17 @@
         <w:t>here and two mattresses there</w:t>
       </w:r>
     </w:p>
+    <w:p/>
+    <w:p>
+      <w:r>
+        <w:t>2</w:t>
+      </w:r>
+    </w:p>
+    <w:p>
+      <w:r>
+        <w:t>00:00:06,583 --&gt; 00:00:08,000</w:t>
+      </w:r>
+    </w:p>
     <w:p>
       <w:r>
         <w:t>Meaning it fits</w:t>
@@ -22,6 +43,17 @@
         <w:t>only four mattresses</w:t>
       </w:r>
     </w:p>
+    <w:p/>
+    <w:p>
+      <w:r>
+        <w:t>3</w:t>
+      </w:r>
+    </w:p>
+    <w:p>
+      <w:r>
+        <w:t>00:00:09,333 --&gt; 00:00:13,583</w:t>
+      </w:r>
+    </w:p>
     <w:p>
       <w:r>
         <w:t>The most we reached in</w:t>
@@ -32,11 +64,33 @@
         <w:t>the solitary cell was eight people</w:t>
       </w:r>
     </w:p>
+    <w:p/>
+    <w:p>
+      <w:r>
+        <w:t>4</w:t>
+      </w:r>
+    </w:p>
+    <w:p>
+      <w:r>
+        <w:t>00:00:14,333 --&gt; 00:00:15,541</w:t>
+      </w:r>
+    </w:p>
     <w:p>
       <w:r>
         <w:t>We started sleeping sideways</w:t>
       </w:r>
     </w:p>
+    <w:p/>
+    <w:p>
+      <w:r>
+        <w:t>5</w:t>
+      </w:r>
+    </w:p>
+    <w:p>
+      <w:r>
+        <w:t>00:00:16,291 --&gt; 00:00:20,708</w:t>
+      </w:r>
+    </w:p>
     <w:p>
       <w:r>
         <w:t>We pulled the mattresses toward the door where there was a space of about</w:t>
@@ -47,6 +101,17 @@
         <w:t>one tile (40 cm), pulled the mattress and laid a blanket over it</w:t>
       </w:r>
     </w:p>
+    <w:p/>
+    <w:p>
+      <w:r>
+        <w:t>6</w:t>
+      </w:r>
+    </w:p>
+    <w:p>
+      <w:r>
+        <w:t>00:00:21,958 --&gt; 00:00:22,958</w:t>
+      </w:r>
+    </w:p>
     <w:p>
       <w:r>
         <w:t>And it became enough</w:t>
@@ -57,6 +122,17 @@
         <w:t>for eight people to sleep on</w:t>
       </w:r>
     </w:p>
+    <w:p/>
+    <w:p>
+      <w:r>
+        <w:t>7</w:t>
+      </w:r>
+    </w:p>
+    <w:p>
+      <w:r>
+        <w:t>00:00:23,500 --&gt; 00:00:26,916</w:t>
+      </w:r>
+    </w:p>
     <w:p>
       <w:r>
         <w:t>Of course we slept, if you will</w:t>
@@ -67,11 +143,33 @@
         <w:t>pardon me, like dogs inside it</w:t>
       </w:r>
     </w:p>
+    <w:p/>
+    <w:p>
+      <w:r>
+        <w:t>8</w:t>
+      </w:r>
+    </w:p>
+    <w:p>
+      <w:r>
+        <w:t>00:00:27,958 --&gt; 00:00:28,958</w:t>
+      </w:r>
+    </w:p>
     <w:p>
       <w:r>
         <w:t>And the toilet is over there</w:t>
       </w:r>
     </w:p>
+    <w:p/>
+    <w:p>
+      <w:r>
+        <w:t>9</w:t>
+      </w:r>
+    </w:p>
+    <w:p>
+      <w:r>
+        <w:t>00:00:30,250 --&gt; 00:00:35,375</w:t>
+      </w:r>
+    </w:p>
     <w:p>
       <w:r>
         <w:t>Its width is roughly two mattresses wide,</w:t>
@@ -82,11 +180,33 @@
         <w:t>between one meter and a meter and a half</w:t>
       </w:r>
     </w:p>
+    <w:p/>
+    <w:p>
+      <w:r>
+        <w:t>10</w:t>
+      </w:r>
+    </w:p>
+    <w:p>
+      <w:r>
+        <w:t>00:00:35,791 --&gt; 00:00:36,375</w:t>
+      </w:r>
+    </w:p>
     <w:p>
       <w:r>
         <w:t>No more</w:t>
       </w:r>
     </w:p>
+    <w:p/>
+    <w:p>
+      <w:r>
+        <w:t>11</w:t>
+      </w:r>
+    </w:p>
+    <w:p>
+      <w:r>
+        <w:t>00:00:37,750 --&gt; 00:00:43,041</w:t>
+      </w:r>
+    </w:p>
     <w:p>
       <w:r>
         <w:t>Interviewer: Did you hear the names or noms de</w:t>
@@ -97,6 +217,17 @@
         <w:t>guerre of the jailers you saw in the prison?</w:t>
       </w:r>
     </w:p>
+    <w:p/>
+    <w:p>
+      <w:r>
+        <w:t>12</w:t>
+      </w:r>
+    </w:p>
+    <w:p>
+      <w:r>
+        <w:t>00:00:43,458 --&gt; 00:00:45,208</w:t>
+      </w:r>
+    </w:p>
     <w:p>
       <w:r>
         <w:t>The interrogator's name</w:t>
@@ -107,6 +238,17 @@
         <w:t>was Abu al-Baraa</w:t>
       </w:r>
     </w:p>
+    <w:p/>
+    <w:p>
+      <w:r>
+        <w:t>13</w:t>
+      </w:r>
+    </w:p>
+    <w:p>
+      <w:r>
+        <w:t>00:00:46,333 --&gt; 00:00:49,666</w:t>
+      </w:r>
+    </w:p>
     <w:p>
       <w:r>
         <w:t>He had green eyes and a</w:t>
@@ -117,6 +259,17 @@
         <w:t>stocky build, decent looking</w:t>
       </w:r>
     </w:p>
+    <w:p/>
+    <w:p>
+      <w:r>
+        <w:t>14</w:t>
+      </w:r>
+    </w:p>
+    <w:p>
+      <w:r>
+        <w:t>00:00:50,500 --&gt; 00:00:53,083</w:t>
+      </w:r>
+    </w:p>
     <w:p>
       <w:r>
         <w:t>And there was also Abu Sulaiman,</w:t>
@@ -127,11 +280,33 @@
         <w:t>he used to come to our door</w:t>
       </w:r>
     </w:p>
+    <w:p/>
+    <w:p>
+      <w:r>
+        <w:t>15</w:t>
+      </w:r>
+    </w:p>
+    <w:p>
+      <w:r>
+        <w:t>00:00:53,500 --&gt; 00:00:56,208</w:t>
+      </w:r>
+    </w:p>
     <w:p>
       <w:r>
         <w:t>This man was vile</w:t>
       </w:r>
     </w:p>
+    <w:p/>
+    <w:p>
+      <w:r>
+        <w:t>16</w:t>
+      </w:r>
+    </w:p>
+    <w:p>
+      <w:r>
+        <w:t>00:00:57,708 --&gt; 00:01:02,708</w:t>
+      </w:r>
+    </w:p>
     <w:p>
       <w:r>
         <w:t>He only ever called us pig</w:t>
@@ -142,6 +317,17 @@
         <w:t>and similar insults</w:t>
       </w:r>
     </w:p>
+    <w:p/>
+    <w:p>
+      <w:r>
+        <w:t>17</w:t>
+      </w:r>
+    </w:p>
+    <w:p>
+      <w:r>
+        <w:t>00:01:03,500 --&gt; 00:01:07,500</w:t>
+      </w:r>
+    </w:p>
     <w:p>
       <w:r>
         <w:t>I will cut you to pieces,</w:t>
@@ -152,11 +338,33 @@
         <w:t>and you I will throw over there</w:t>
       </w:r>
     </w:p>
+    <w:p/>
+    <w:p>
+      <w:r>
+        <w:t>18</w:t>
+      </w:r>
+    </w:p>
+    <w:p>
+      <w:r>
+        <w:t>00:01:07,916 --&gt; 00:01:09,375</w:t>
+      </w:r>
+    </w:p>
     <w:p>
       <w:r>
         <w:t>That was Abu Sulaiman, a tall man</w:t>
       </w:r>
     </w:p>
+    <w:p/>
+    <w:p>
+      <w:r>
+        <w:t>19</w:t>
+      </w:r>
+    </w:p>
+    <w:p>
+      <w:r>
+        <w:t>00:01:11,708 --&gt; 00:01:17,375</w:t>
+      </w:r>
+    </w:p>
     <w:p>
       <w:r>
         <w:t>And there was also a young man named Khaled,</w:t>
@@ -167,6 +375,17 @@
         <w:t>known as Abu al-Walid, whose foot was amputated</w:t>
       </w:r>
     </w:p>
+    <w:p/>
+    <w:p>
+      <w:r>
+        <w:t>20</w:t>
+      </w:r>
+    </w:p>
+    <w:p>
+      <w:r>
+        <w:t>00:01:18,208 --&gt; 00:01:20,833</w:t>
+      </w:r>
+    </w:p>
     <w:p>
       <w:r>
         <w:t>A respectful young man, fifteen</w:t>
@@ -177,6 +396,17 @@
         <w:t>or sixteen years old</w:t>
       </w:r>
     </w:p>
+    <w:p/>
+    <w:p>
+      <w:r>
+        <w:t>21</w:t>
+      </w:r>
+    </w:p>
+    <w:p>
+      <w:r>
+        <w:t>00:01:21,541 --&gt; 00:01:24,875</w:t>
+      </w:r>
+    </w:p>
     <w:p>
       <w:r>
         <w:t>His foot was amputated. He was also a jailer but he</w:t>
@@ -187,6 +417,17 @@
         <w:t>came to the door with complete respect</w:t>
       </w:r>
     </w:p>
+    <w:p/>
+    <w:p>
+      <w:r>
+        <w:t>22</w:t>
+      </w:r>
+    </w:p>
+    <w:p>
+      <w:r>
+        <w:t>00:01:25,250 --&gt; 00:01:29,041</w:t>
+      </w:r>
+    </w:p>
     <w:p>
       <w:r>
         <w:t>Abu Sulaiman was filthy and Abu</w:t>
@@ -197,6 +438,17 @@
         <w:t>al-Baraa had absolutely no fear of God</w:t>
       </w:r>
     </w:p>
+    <w:p/>
+    <w:p>
+      <w:r>
+        <w:t>23</w:t>
+      </w:r>
+    </w:p>
+    <w:p>
+      <w:r>
+        <w:t>00:01:31,000 --&gt; 00:01:34,791</w:t>
+      </w:r>
+    </w:p>
     <w:p>
       <w:r>
         <w:t>Interviewer: What was the charge they</w:t>
@@ -207,6 +459,17 @@
         <w:t>brought against you to put you in prison?</w:t>
       </w:r>
     </w:p>
+    <w:p/>
+    <w:p>
+      <w:r>
+        <w:t>24</w:t>
+      </w:r>
+    </w:p>
+    <w:p>
+      <w:r>
+        <w:t>00:01:34,916 --&gt; 00:01:37,500</w:t>
+      </w:r>
+    </w:p>
     <w:p>
       <w:r>
         <w:t>At the start of the interrogation</w:t>
@@ -217,6 +480,17 @@
         <w:t>they accused me of espionage</w:t>
       </w:r>
     </w:p>
+    <w:p/>
+    <w:p>
+      <w:r>
+        <w:t>25</w:t>
+      </w:r>
+    </w:p>
+    <w:p>
+      <w:r>
+        <w:t>00:01:37,916 --&gt; 00:01:39,791</w:t>
+      </w:r>
+    </w:p>
     <w:p>
       <w:r>
         <w:t>They were looking for</w:t>
@@ -227,6 +501,17 @@
         <w:t>a phone on me</w:t>
       </w:r>
     </w:p>
+    <w:p/>
+    <w:p>
+      <w:r>
+        <w:t>26</w:t>
+      </w:r>
+    </w:p>
+    <w:p>
+      <w:r>
+        <w:t>00:01:40,541 --&gt; 00:01:46,208</w:t>
+      </w:r>
+    </w:p>
     <w:p>
       <w:r>
         <w:t>I told them, you opened internet cafes and the</w:t>
@@ -237,6 +522,17 @@
         <w:t>shop owner registers names</w:t>
       </w:r>
     </w:p>
+    <w:p/>
+    <w:p>
+      <w:r>
+        <w:t>27</w:t>
+      </w:r>
+    </w:p>
+    <w:p>
+      <w:r>
+        <w:t>00:01:47,166 --&gt; 00:01:50,333</w:t>
+      </w:r>
+    </w:p>
     <w:p>
       <w:r>
         <w:t>In our neighborhood there was an</w:t>
@@ -247,6 +543,17 @@
         <w:t>internet cafe owned by a man named Fahd</w:t>
       </w:r>
     </w:p>
+    <w:p/>
+    <w:p>
+      <w:r>
+        <w:t>28</w:t>
+      </w:r>
+    </w:p>
+    <w:p>
+      <w:r>
+        <w:t>00:01:51,125 --&gt; 00:01:53,208</w:t>
+      </w:r>
+    </w:p>
     <w:p>
       <w:r>
         <w:t>Of course he was</w:t>
@@ -257,11 +564,33 @@
         <w:t>an informant for them</w:t>
       </w:r>
     </w:p>
+    <w:p/>
+    <w:p>
+      <w:r>
+        <w:t>29</w:t>
+      </w:r>
+    </w:p>
+    <w:p>
+      <w:r>
+        <w:t>00:01:53,625 --&gt; 00:01:54,750</w:t>
+      </w:r>
+    </w:p>
     <w:p>
       <w:r>
         <w:t>And now he has fled</w:t>
       </w:r>
     </w:p>
+    <w:p/>
+    <w:p>
+      <w:r>
+        <w:t>30</w:t>
+      </w:r>
+    </w:p>
+    <w:p>
+      <w:r>
+        <w:t>00:01:55,625 --&gt; 00:02:00,916</w:t>
+      </w:r>
+    </w:p>
     <w:p>
       <w:r>
         <w:t>I told him, this is my phone, I smashed it</w:t>
@@ -272,6 +601,17 @@
         <w:t>in front of him and said take it and hand it to them</w:t>
       </w:r>
     </w:p>
+    <w:p/>
+    <w:p>
+      <w:r>
+        <w:t>31</w:t>
+      </w:r>
+    </w:p>
+    <w:p>
+      <w:r>
+        <w:t>00:02:02,041 --&gt; 00:02:05,000</w:t>
+      </w:r>
+    </w:p>
     <w:p>
       <w:r>
         <w:t>From the start of the name registration, I smashed</w:t>
@@ -282,6 +622,17 @@
         <w:t>my phone and gave it to him</w:t>
       </w:r>
     </w:p>
+    <w:p/>
+    <w:p>
+      <w:r>
+        <w:t>32</w:t>
+      </w:r>
+    </w:p>
+    <w:p>
+      <w:r>
+        <w:t>00:02:05,541 --&gt; 00:02:07,458</w:t>
+      </w:r>
+    </w:p>
     <w:p>
       <w:r>
         <w:t>I did that so no one</w:t>
@@ -292,6 +643,17 @@
         <w:t>would come after me</w:t>
       </w:r>
     </w:p>
+    <w:p/>
+    <w:p>
+      <w:r>
+        <w:t>33</w:t>
+      </w:r>
+    </w:p>
+    <w:p>
+      <w:r>
+        <w:t>00:02:08,208 --&gt; 00:02:11,833</w:t>
+      </w:r>
+    </w:p>
     <w:p>
       <w:r>
         <w:t>You can control yourself from the inside but you</w:t>
@@ -302,11 +664,33 @@
         <w:t>cannot control those on the outside from crossing lines</w:t>
       </w:r>
     </w:p>
+    <w:p/>
+    <w:p>
+      <w:r>
+        <w:t>34</w:t>
+      </w:r>
+    </w:p>
+    <w:p>
+      <w:r>
+        <w:t>00:02:12,208 --&gt; 00:02:12,666</w:t>
+      </w:r>
+    </w:p>
     <w:p>
       <w:r>
         <w:t>Right?</w:t>
       </w:r>
     </w:p>
+    <w:p/>
+    <w:p>
+      <w:r>
+        <w:t>35</w:t>
+      </w:r>
+    </w:p>
+    <w:p>
+      <w:r>
+        <w:t>00:02:13,208 --&gt; 00:02:15,166</w:t>
+      </w:r>
+    </w:p>
     <w:p>
       <w:r>
         <w:t>Many people were killed</w:t>
@@ -317,6 +701,17 @@
         <w:t>because of a phone</w:t>
       </w:r>
     </w:p>
+    <w:p/>
+    <w:p>
+      <w:r>
+        <w:t>36</w:t>
+      </w:r>
+    </w:p>
+    <w:p>
+      <w:r>
+        <w:t>00:02:15,208 --&gt; 00:02:19,291</w:t>
+      </w:r>
+    </w:p>
     <w:p>
       <w:r>
         <w:t>Because of blasphemy, people imprisoned with us received messages</w:t>
@@ -327,6 +722,17 @@
         <w:t>containing blasphemy and they were told, you are accountable for it</w:t>
       </w:r>
     </w:p>
+    <w:p/>
+    <w:p>
+      <w:r>
+        <w:t>37</w:t>
+      </w:r>
+    </w:p>
+    <w:p>
+      <w:r>
+        <w:t>00:02:20,541 --&gt; 00:02:22,458</w:t>
+      </w:r>
+    </w:p>
     <w:p>
       <w:r>
         <w:t>Of course in this case</w:t>
@@ -337,6 +743,17 @@
         <w:t>there is personal enmity</w:t>
       </w:r>
     </w:p>
+    <w:p/>
+    <w:p>
+      <w:r>
+        <w:t>38</w:t>
+      </w:r>
+    </w:p>
+    <w:p>
+      <w:r>
+        <w:t>00:02:24,791 --&gt; 00:02:31,916</w:t>
+      </w:r>
+    </w:p>
     <w:p>
       <w:r>
         <w:t>Interviewer: What dominated this place?</w:t>
@@ -347,6 +764,17 @@
         <w:t>What did you feel while in this place?</w:t>
       </w:r>
     </w:p>
+    <w:p/>
+    <w:p>
+      <w:r>
+        <w:t>39</w:t>
+      </w:r>
+    </w:p>
+    <w:p>
+      <w:r>
+        <w:t>00:02:32,166 --&gt; 00:02:33,916</w:t>
+      </w:r>
+    </w:p>
     <w:p>
       <w:r>
         <w:t>Of course fear</w:t>
@@ -357,6 +785,17 @@
         <w:t>was always present</w:t>
       </w:r>
     </w:p>
+    <w:p/>
+    <w:p>
+      <w:r>
+        <w:t>40</w:t>
+      </w:r>
+    </w:p>
+    <w:p>
+      <w:r>
+        <w:t>00:02:34,958 --&gt; 00:02:40,333</w:t>
+      </w:r>
+    </w:p>
     <w:p>
       <w:r>
         <w:t>The fear was not of dying in an airstrike but</w:t>
@@ -367,6 +806,17 @@
         <w:t>of being killed</w:t>
       </w:r>
     </w:p>
+    <w:p/>
+    <w:p>
+      <w:r>
+        <w:t>41</w:t>
+      </w:r>
+    </w:p>
+    <w:p>
+      <w:r>
+        <w:t>00:02:41,166 --&gt; 00:02:43,541</w:t>
+      </w:r>
+    </w:p>
     <w:p>
       <w:r>
         <w:t>When interrogation summons began,</w:t>
@@ -377,6 +827,17 @@
         <w:t>everyone fell silent</w:t>
       </w:r>
     </w:p>
+    <w:p/>
+    <w:p>
+      <w:r>
+        <w:t>42</w:t>
+      </w:r>
+    </w:p>
+    <w:p>
+      <w:r>
+        <w:t>00:02:45,583 --&gt; 00:02:46,750</w:t>
+      </w:r>
+    </w:p>
     <w:p>
       <w:r>
         <w:t>Everyone listened to what happened</w:t>
@@ -387,6 +848,17 @@
         <w:t>in the interrogation room</w:t>
       </w:r>
     </w:p>
+    <w:p/>
+    <w:p>
+      <w:r>
+        <w:t>43</w:t>
+      </w:r>
+    </w:p>
+    <w:p>
+      <w:r>
+        <w:t>00:02:46,791 --&gt; 00:02:48,583</w:t>
+      </w:r>
+    </w:p>
     <w:p>
       <w:r>
         <w:t>Beatings to the head,</w:t>
@@ -397,6 +869,17 @@
         <w:t>breaking of hands</w:t>
       </w:r>
     </w:p>
+    <w:p/>
+    <w:p>
+      <w:r>
+        <w:t>44</w:t>
+      </w:r>
+    </w:p>
+    <w:p>
+      <w:r>
+        <w:t>00:02:49,208 --&gt; 00:02:51,541</w:t>
+      </w:r>
+    </w:p>
     <w:p>
       <w:r>
         <w:t>And lifting us and slamming us</w:t>
@@ -407,6 +890,17 @@
         <w:t>against the walls, that was the torture</w:t>
       </w:r>
     </w:p>
+    <w:p/>
+    <w:p>
+      <w:r>
+        <w:t>45</w:t>
+      </w:r>
+    </w:p>
+    <w:p>
+      <w:r>
+        <w:t>00:02:51,833 --&gt; 00:02:54,333</w:t>
+      </w:r>
+    </w:p>
     <w:p>
       <w:r>
         <w:t>Interviewer: Tell us about the</w:t>
@@ -417,6 +911,17 @@
         <w:t>torture methods you experienced</w:t>
       </w:r>
     </w:p>
+    <w:p/>
+    <w:p>
+      <w:r>
+        <w:t>46</w:t>
+      </w:r>
+    </w:p>
+    <w:p>
+      <w:r>
+        <w:t>00:02:55,041 --&gt; 00:02:57,708</w:t>
+      </w:r>
+    </w:p>
     <w:p>
       <w:r>
         <w:t>Torture methods, I told you about</w:t>
@@ -427,6 +932,17 @@
         <w:t>when I first entered</w:t>
       </w:r>
     </w:p>
+    <w:p/>
+    <w:p>
+      <w:r>
+        <w:t>47</w:t>
+      </w:r>
+    </w:p>
+    <w:p>
+      <w:r>
+        <w:t>00:02:59,375 --&gt; 00:03:00,791</w:t>
+      </w:r>
+    </w:p>
     <w:p>
       <w:r>
         <w:t>The first five days</w:t>
@@ -437,21 +953,65 @@
         <w:t>I was still conscious</w:t>
       </w:r>
     </w:p>
+    <w:p/>
+    <w:p>
+      <w:r>
+        <w:t>48</w:t>
+      </w:r>
+    </w:p>
+    <w:p>
+      <w:r>
+        <w:t>00:03:01,625 --&gt; 00:03:02,625</w:t>
+      </w:r>
+    </w:p>
     <w:p>
       <w:r>
         <w:t>After that</w:t>
       </w:r>
     </w:p>
+    <w:p/>
+    <w:p>
+      <w:r>
+        <w:t>49</w:t>
+      </w:r>
+    </w:p>
+    <w:p>
+      <w:r>
+        <w:t>00:03:03,958 --&gt; 00:03:06,458</w:t>
+      </w:r>
+    </w:p>
     <w:p>
       <w:r>
         <w:t>He hit me with a tile hammer</w:t>
       </w:r>
     </w:p>
+    <w:p/>
+    <w:p>
+      <w:r>
+        <w:t>50</w:t>
+      </w:r>
+    </w:p>
+    <w:p>
+      <w:r>
+        <w:t>00:03:07,166 --&gt; 00:03:11,208</w:t>
+      </w:r>
+    </w:p>
     <w:p>
       <w:r>
         <w:t>It was white with a short green handle</w:t>
       </w:r>
     </w:p>
+    <w:p/>
+    <w:p>
+      <w:r>
+        <w:t>51</w:t>
+      </w:r>
+    </w:p>
+    <w:p>
+      <w:r>
+        <w:t>00:03:11,333 --&gt; 00:03:13,875</w:t>
+      </w:r>
+    </w:p>
     <w:p>
       <w:r>
         <w:t>Because he showed it to me and said,</w:t>
@@ -462,6 +1022,17 @@
         <w:t>I will make this eat from your skull</w:t>
       </w:r>
     </w:p>
+    <w:p/>
+    <w:p>
+      <w:r>
+        <w:t>52</w:t>
+      </w:r>
+    </w:p>
+    <w:p>
+      <w:r>
+        <w:t>00:03:15,375 --&gt; 00:03:17,666</w:t>
+      </w:r>
+    </w:p>
     <w:p>
       <w:r>
         <w:t>And indeed he did, this is the</w:t>
@@ -472,6 +1043,17 @@
         <w:t>mark of a blow on my head</w:t>
       </w:r>
     </w:p>
+    <w:p/>
+    <w:p>
+      <w:r>
+        <w:t>53</w:t>
+      </w:r>
+    </w:p>
+    <w:p>
+      <w:r>
+        <w:t>00:03:18,375 --&gt; 00:03:21,833</w:t>
+      </w:r>
+    </w:p>
     <w:p>
       <w:r>
         <w:t>And here is something like</w:t>
@@ -482,6 +1064,17 @@
         <w:t>a fracture in my skull</w:t>
       </w:r>
     </w:p>
+    <w:p/>
+    <w:p>
+      <w:r>
+        <w:t>54</w:t>
+      </w:r>
+    </w:p>
+    <w:p>
+      <w:r>
+        <w:t>00:03:22,458 --&gt; 00:03:25,916</w:t>
+      </w:r>
+    </w:p>
     <w:p>
       <w:r>
         <w:t>I remained unconscious for fifteen</w:t>
@@ -492,6 +1085,17 @@
         <w:t>to seventeen days, not knowing where I was</w:t>
       </w:r>
     </w:p>
+    <w:p/>
+    <w:p>
+      <w:r>
+        <w:t>55</w:t>
+      </w:r>
+    </w:p>
+    <w:p>
+      <w:r>
+        <w:t>00:03:26,000 --&gt; 00:03:28,541</w:t>
+      </w:r>
+    </w:p>
     <w:p>
       <w:r>
         <w:t>When I regained consciousness I felt like I had</w:t>
@@ -502,11 +1106,33 @@
         <w:t>slept the night before and woken up today</w:t>
       </w:r>
     </w:p>
+    <w:p/>
+    <w:p>
+      <w:r>
+        <w:t>56</w:t>
+      </w:r>
+    </w:p>
+    <w:p>
+      <w:r>
+        <w:t>00:03:29,625 --&gt; 00:03:30,833</w:t>
+      </w:r>
+    </w:p>
     <w:p>
       <w:r>
         <w:t>That was all I knew</w:t>
       </w:r>
     </w:p>
+    <w:p/>
+    <w:p>
+      <w:r>
+        <w:t>57</w:t>
+      </w:r>
+    </w:p>
+    <w:p>
+      <w:r>
+        <w:t>00:03:31,208 --&gt; 00:03:33,791</w:t>
+      </w:r>
+    </w:p>
     <w:p>
       <w:r>
         <w:t>Interrogation started at 12:05</w:t>
@@ -517,6 +1143,17 @@
         <w:t>and went until 3 in the afternoon</w:t>
       </w:r>
     </w:p>
+    <w:p/>
+    <w:p>
+      <w:r>
+        <w:t>58</w:t>
+      </w:r>
+    </w:p>
+    <w:p>
+      <w:r>
+        <w:t>00:03:34,333 --&gt; 00:03:36,416</w:t>
+      </w:r>
+    </w:p>
     <w:p>
       <w:r>
         <w:t>Sometimes until 2:30,</w:t>
@@ -527,6 +1164,17 @@
         <w:t>sometimes until 3:30</w:t>
       </w:r>
     </w:p>
+    <w:p/>
+    <w:p>
+      <w:r>
+        <w:t>59</w:t>
+      </w:r>
+    </w:p>
+    <w:p>
+      <w:r>
+        <w:t>00:03:37,583 --&gt; 00:03:39,250</w:t>
+      </w:r>
+    </w:p>
     <w:p>
       <w:r>
         <w:t>That was the interrogation</w:t>
@@ -537,6 +1185,17 @@
         <w:t>schedule of course</w:t>
       </w:r>
     </w:p>
+    <w:p/>
+    <w:p>
+      <w:r>
+        <w:t>60</w:t>
+      </w:r>
+    </w:p>
+    <w:p>
+      <w:r>
+        <w:t>00:03:40,166 --&gt; 00:03:44,583</w:t>
+      </w:r>
+    </w:p>
     <w:p>
       <w:r>
         <w:t>It was not ordinary beating, he was</w:t>
@@ -547,11 +1206,33 @@
         <w:t>hitting me with the hammer on my head</w:t>
       </w:r>
     </w:p>
+    <w:p/>
+    <w:p>
+      <w:r>
+        <w:t>61</w:t>
+      </w:r>
+    </w:p>
+    <w:p>
+      <w:r>
+        <w:t>00:03:45,625 --&gt; 00:03:48,291</w:t>
+      </w:r>
+    </w:p>
     <w:p>
       <w:r>
         <w:t>Meaning, do not hide anything</w:t>
       </w:r>
     </w:p>
+    <w:p/>
+    <w:p>
+      <w:r>
+        <w:t>62</w:t>
+      </w:r>
+    </w:p>
+    <w:p>
+      <w:r>
+        <w:t>00:03:48,291 --&gt; 00:03:50,291</w:t>
+      </w:r>
+    </w:p>
     <w:p>
       <w:r>
         <w:t>You know how</w:t>
@@ -562,6 +1243,17 @@
         <w:t>interrogation works</w:t>
       </w:r>
     </w:p>
+    <w:p/>
+    <w:p>
+      <w:r>
+        <w:t>63</w:t>
+      </w:r>
+    </w:p>
+    <w:p>
+      <w:r>
+        <w:t>00:03:50,791 --&gt; 00:03:55,208</w:t>
+      </w:r>
+    </w:p>
     <w:p>
       <w:r>
         <w:t>For example he asks you, how many times</w:t>
@@ -572,6 +1264,17 @@
         <w:t>did you travel outside ISIS territory</w:t>
       </w:r>
     </w:p>
+    <w:p/>
+    <w:p>
+      <w:r>
+        <w:t>64</w:t>
+      </w:r>
+    </w:p>
+    <w:p>
+      <w:r>
+        <w:t>00:03:55,291 --&gt; 00:04:00,666</w:t>
+      </w:r>
+    </w:p>
     <w:p>
       <w:r>
         <w:t>And you had answered twice,</w:t>
@@ -582,6 +1285,17 @@
         <w:t>once for work and once to visit</w:t>
       </w:r>
     </w:p>
+    <w:p/>
+    <w:p>
+      <w:r>
+        <w:t>65</w:t>
+      </w:r>
+    </w:p>
+    <w:p>
+      <w:r>
+        <w:t>00:04:01,000 --&gt; 00:04:03,875</w:t>
+      </w:r>
+    </w:p>
     <w:p>
       <w:r>
         <w:t>Then he says, you traveled twice,</w:t>
@@ -592,6 +1306,17 @@
         <w:t>and hits you on the head</w:t>
       </w:r>
     </w:p>
+    <w:p/>
+    <w:p>
+      <w:r>
+        <w:t>66</w:t>
+      </w:r>
+    </w:p>
+    <w:p>
+      <w:r>
+        <w:t>00:04:05,416 --&gt; 00:04:09,833</w:t>
+      </w:r>
+    </w:p>
     <w:p>
       <w:r>
         <w:t>He does not give you room to make</w:t>
@@ -602,6 +1327,17 @@
         <w:t>a mistake with any information</w:t>
       </w:r>
     </w:p>
+    <w:p/>
+    <w:p>
+      <w:r>
+        <w:t>67</w:t>
+      </w:r>
+    </w:p>
+    <w:p>
+      <w:r>
+        <w:t>00:04:10,875 --&gt; 00:04:15,833</w:t>
+      </w:r>
+    </w:p>
     <w:p>
       <w:r>
         <w:t>Of course from the start of the interrogation he</w:t>
@@ -612,6 +1348,17 @@
         <w:t>records you on the laptop with audio and video</w:t>
       </w:r>
     </w:p>
+    <w:p/>
+    <w:p>
+      <w:r>
+        <w:t>68</w:t>
+      </w:r>
+    </w:p>
+    <w:p>
+      <w:r>
+        <w:t>00:04:17,125 --&gt; 00:04:22,625</w:t>
+      </w:r>
+    </w:p>
     <w:p>
       <w:r>
         <w:t>He talks to you with headphones on,</w:t>
@@ -622,6 +1369,17 @@
         <w:t>listening to your previous recordings and comparing</w:t>
       </w:r>
     </w:p>
+    <w:p/>
+    <w:p>
+      <w:r>
+        <w:t>69</w:t>
+      </w:r>
+    </w:p>
+    <w:p>
+      <w:r>
+        <w:t>00:04:23,083 --&gt; 00:04:27,208</w:t>
+      </w:r>
+    </w:p>
     <w:p>
       <w:r>
         <w:t>Even if you spoke one word and there was a difference in dialect</w:t>
@@ -632,6 +1390,17 @@
         <w:t>between the rural Jazira dialect and the urban city dialect</w:t>
       </w:r>
     </w:p>
+    <w:p/>
+    <w:p>
+      <w:r>
+        <w:t>70</w:t>
+      </w:r>
+    </w:p>
+    <w:p>
+      <w:r>
+        <w:t>00:04:27,208 --&gt; 00:04:29,041</w:t>
+      </w:r>
+    </w:p>
     <w:p>
       <w:r>
         <w:t>He would beat</w:t>
@@ -642,6 +1411,17 @@
         <w:t>you for it</w:t>
       </w:r>
     </w:p>
+    <w:p/>
+    <w:p>
+      <w:r>
+        <w:t>71</w:t>
+      </w:r>
+    </w:p>
+    <w:p>
+      <w:r>
+        <w:t>00:04:30,125 --&gt; 00:04:31,625</w:t>
+      </w:r>
+    </w:p>
     <w:p>
       <w:r>
         <w:t>He demands you speak</w:t>
@@ -652,6 +1432,17 @@
         <w:t>as you spoke before</w:t>
       </w:r>
     </w:p>
+    <w:p/>
+    <w:p>
+      <w:r>
+        <w:t>72</w:t>
+      </w:r>
+    </w:p>
+    <w:p>
+      <w:r>
+        <w:t>00:04:33,833 --&gt; 00:04:37,666</w:t>
+      </w:r>
+    </w:p>
     <w:p>
       <w:r>
         <w:t>I endured a month of the</w:t>
@@ -662,6 +1453,17 @@
         <w:t>same daily interrogation</w:t>
       </w:r>
     </w:p>
+    <w:p/>
+    <w:p>
+      <w:r>
+        <w:t>73</w:t>
+      </w:r>
+    </w:p>
+    <w:p>
+      <w:r>
+        <w:t>00:04:38,083 --&gt; 00:04:39,875</w:t>
+      </w:r>
+    </w:p>
     <w:p>
       <w:r>
         <w:t>Perhaps only one day a week</w:t>
@@ -672,6 +1474,17 @@
         <w:t>passed without interrogation</w:t>
       </w:r>
     </w:p>
+    <w:p/>
+    <w:p>
+      <w:r>
+        <w:t>74</w:t>
+      </w:r>
+    </w:p>
+    <w:p>
+      <w:r>
+        <w:t>00:04:41,250 --&gt; 00:04:42,958</w:t>
+      </w:r>
+    </w:p>
     <w:p>
       <w:r>
         <w:t>But most of the month</w:t>
@@ -682,6 +1495,17 @@
         <w:t>they interrogated me</w:t>
       </w:r>
     </w:p>
+    <w:p/>
+    <w:p>
+      <w:r>
+        <w:t>75</w:t>
+      </w:r>
+    </w:p>
+    <w:p>
+      <w:r>
+        <w:t>00:04:43,416 --&gt; 00:04:45,458</w:t>
+      </w:r>
+    </w:p>
     <w:p>
       <w:r>
         <w:t>Of course there was no one left in the town</w:t>
@@ -692,6 +1516,17 @@
         <w:t>of Tabqa the interrogator did not ask me about</w:t>
       </w:r>
     </w:p>
+    <w:p/>
+    <w:p>
+      <w:r>
+        <w:t>76</w:t>
+      </w:r>
+    </w:p>
+    <w:p>
+      <w:r>
+        <w:t>00:04:47,041 --&gt; 00:04:50,791</w:t>
+      </w:r>
+    </w:p>
     <w:p>
       <w:r>
         <w:t>Of course most of his questions</w:t>
@@ -702,6 +1537,17 @@
         <w:t>were about people close to me</w:t>
       </w:r>
     </w:p>
+    <w:p/>
+    <w:p>
+      <w:r>
+        <w:t>77</w:t>
+      </w:r>
+    </w:p>
+    <w:p>
+      <w:r>
+        <w:t>00:04:52,333 --&gt; 00:04:57,875</w:t>
+      </w:r>
+    </w:p>
     <w:p>
       <w:r>
         <w:t>What is your job? What do you do at night? Do you sleep</w:t>
@@ -712,6 +1558,17 @@
         <w:t>or go to work? Where do you go?</w:t>
       </w:r>
     </w:p>
+    <w:p/>
+    <w:p>
+      <w:r>
+        <w:t>78</w:t>
+      </w:r>
+    </w:p>
+    <w:p>
+      <w:r>
+        <w:t>00:04:58,500 --&gt; 00:05:00,458</w:t>
+      </w:r>
+    </w:p>
     <w:p>
       <w:r>
         <w:t>Of course they were</w:t>
@@ -722,6 +1579,17 @@
         <w:t>afraid of assassinations</w:t>
       </w:r>
     </w:p>
+    <w:p/>
+    <w:p>
+      <w:r>
+        <w:t>79</w:t>
+      </w:r>
+    </w:p>
+    <w:p>
+      <w:r>
+        <w:t>00:05:00,500 --&gt; 00:05:04,916</w:t>
+      </w:r>
+    </w:p>
     <w:p>
       <w:r>
         <w:t>And anyone who had been with the</w:t>
@@ -732,6 +1600,17 @@
         <w:t>Free Syrian Army, they were wary of</w:t>
       </w:r>
     </w:p>
+    <w:p/>
+    <w:p>
+      <w:r>
+        <w:t>80</w:t>
+      </w:r>
+    </w:p>
+    <w:p>
+      <w:r>
+        <w:t>00:05:05,541 --&gt; 00:05:10,208</w:t>
+      </w:r>
+    </w:p>
     <w:p>
       <w:r>
         <w:t>Especially if they had not undergone</w:t>
@@ -742,6 +1621,17 @@
         <w:t>repentance, they remained under surveillance</w:t>
       </w:r>
     </w:p>
+    <w:p/>
+    <w:p>
+      <w:r>
+        <w:t>81</w:t>
+      </w:r>
+    </w:p>
+    <w:p>
+      <w:r>
+        <w:t>00:05:12,000 --&gt; 00:05:15,208</w:t>
+      </w:r>
+    </w:p>
     <w:p>
       <w:r>
         <w:t>Of course when they</w:t>
@@ -752,6 +1642,17 @@
         <w:t>came to my house</w:t>
       </w:r>
     </w:p>
+    <w:p/>
+    <w:p>
+      <w:r>
+        <w:t>82</w:t>
+      </w:r>
+    </w:p>
+    <w:p>
+      <w:r>
+        <w:t>00:05:15,291 --&gt; 00:05:18,333</w:t>
+      </w:r>
+    </w:p>
     <w:p>
       <w:r>
         <w:t>They sent a young man who was</w:t>
@@ -762,6 +1663,17 @@
         <w:t>one of my friends ahead of them</w:t>
       </w:r>
     </w:p>
+    <w:p/>
+    <w:p>
+      <w:r>
+        <w:t>83</w:t>
+      </w:r>
+    </w:p>
+    <w:p>
+      <w:r>
+        <w:t>00:05:18,791 --&gt; 00:05:20,541</w:t>
+      </w:r>
+    </w:p>
     <w:p>
       <w:r>
         <w:t>To make sure I was home,</w:t>
@@ -772,11 +1684,33 @@
         <w:t>then they came after him</w:t>
       </w:r>
     </w:p>
+    <w:p/>
+    <w:p>
+      <w:r>
+        <w:t>84</w:t>
+      </w:r>
+    </w:p>
+    <w:p>
+      <w:r>
+        <w:t>00:05:21,791 --&gt; 00:05:23,083</w:t>
+      </w:r>
+    </w:p>
     <w:p>
       <w:r>
         <w:t>Only two people came for me</w:t>
       </w:r>
     </w:p>
+    <w:p/>
+    <w:p>
+      <w:r>
+        <w:t>85</w:t>
+      </w:r>
+    </w:p>
+    <w:p>
+      <w:r>
+        <w:t>00:05:23,791 --&gt; 00:05:27,541</w:t>
+      </w:r>
+    </w:p>
     <w:p>
       <w:r>
         <w:t>In an H1 vehicle. One of them told me, Abu Muhammad al-Amni</w:t>
@@ -787,6 +1721,17 @@
         <w:t>wants you to come answer a few questions</w:t>
       </w:r>
     </w:p>
+    <w:p/>
+    <w:p>
+      <w:r>
+        <w:t>86</w:t>
+      </w:r>
+    </w:p>
+    <w:p>
+      <w:r>
+        <w:t>00:05:29,208 --&gt; 00:05:32,208</w:t>
+      </w:r>
+    </w:p>
     <w:p>
       <w:r>
         <w:t>From the moment I got in the car he treated me respectfully,</w:t>
@@ -797,6 +1742,17 @@
         <w:t>he said here is your blindfold, cover your head</w:t>
       </w:r>
     </w:p>
+    <w:p/>
+    <w:p>
+      <w:r>
+        <w:t>87</w:t>
+      </w:r>
+    </w:p>
+    <w:p>
+      <w:r>
+        <w:t>00:05:32,583 --&gt; 00:05:36,208</w:t>
+      </w:r>
+    </w:p>
     <w:p>
       <w:r>
         <w:t>Interviewer: During the interrogation,</w:t>
@@ -807,6 +1763,17 @@
         <w:t>did you know they were recording you?</w:t>
       </w:r>
     </w:p>
+    <w:p/>
+    <w:p>
+      <w:r>
+        <w:t>88</w:t>
+      </w:r>
+    </w:p>
+    <w:p>
+      <w:r>
+        <w:t>00:05:36,708 --&gt; 00:05:39,000</w:t>
+      </w:r>
+    </w:p>
     <w:p>
       <w:r>
         <w:t>Yes, I could hear</w:t>
@@ -817,6 +1784,17 @@
         <w:t>the laptop sound</w:t>
       </w:r>
     </w:p>
+    <w:p/>
+    <w:p>
+      <w:r>
+        <w:t>89</w:t>
+      </w:r>
+    </w:p>
+    <w:p>
+      <w:r>
+        <w:t>00:05:40,958 --&gt; 00:05:47,666</w:t>
+      </w:r>
+    </w:p>
     <w:p>
       <w:r>
         <w:t>When he talked to me he said, I will ask</w:t>
@@ -827,6 +1805,17 @@
         <w:t>you a question and you must answer</w:t>
       </w:r>
     </w:p>
+    <w:p/>
+    <w:p>
+      <w:r>
+        <w:t>90</w:t>
+      </w:r>
+    </w:p>
+    <w:p>
+      <w:r>
+        <w:t>00:05:48,333 --&gt; 00:05:57,291</w:t>
+      </w:r>
+    </w:p>
     <w:p>
       <w:r>
         <w:t>For example he asks me, what is your name? I say Humaidi,</w:t>
@@ -837,6 +1826,17 @@
         <w:t>he says wait and starts typing on the laptop</w:t>
       </w:r>
     </w:p>
+    <w:p/>
+    <w:p>
+      <w:r>
+        <w:t>91</w:t>
+      </w:r>
+    </w:p>
+    <w:p>
+      <w:r>
+        <w:t>00:05:57,916 --&gt; 00:06:03,500</w:t>
+      </w:r>
+    </w:p>
     <w:p>
       <w:r>
         <w:t>Of course how did I know they were recording me even though I was blindfolded</w:t>
@@ -847,6 +1847,17 @@
         <w:t>and handcuffed behind my back, kneeling</w:t>
       </w:r>
     </w:p>
+    <w:p/>
+    <w:p>
+      <w:r>
+        <w:t>92</w:t>
+      </w:r>
+    </w:p>
+    <w:p>
+      <w:r>
+        <w:t>00:06:04,041 --&gt; 00:06:07,291</w:t>
+      </w:r>
+    </w:p>
     <w:p>
       <w:r>
         <w:t>He told his assistant, point the camera</w:t>
@@ -857,6 +1868,17 @@
         <w:t>at him properly, he did not appear well</w:t>
       </w:r>
     </w:p>
+    <w:p/>
+    <w:p>
+      <w:r>
+        <w:t>93</w:t>
+      </w:r>
+    </w:p>
+    <w:p>
+      <w:r>
+        <w:t>00:06:07,750 --&gt; 00:06:09,291</w:t>
+      </w:r>
+    </w:p>
     <w:p>
       <w:r>
         <w:t>That is how I knew</w:t>
@@ -867,6 +1889,17 @@
         <w:t>I was being filmed</w:t>
       </w:r>
     </w:p>
+    <w:p/>
+    <w:p>
+      <w:r>
+        <w:t>94</w:t>
+      </w:r>
+    </w:p>
+    <w:p>
+      <w:r>
+        <w:t>00:06:09,833 --&gt; 00:06:14,375</w:t>
+      </w:r>
+    </w:p>
     <w:p>
       <w:r>
         <w:t>The second time they interrogated me he said, you know you were filmed</w:t>
@@ -877,6 +1910,17 @@
         <w:t>yesterday so do not make any mistakes with the information</w:t>
       </w:r>
     </w:p>
+    <w:p/>
+    <w:p>
+      <w:r>
+        <w:t>95</w:t>
+      </w:r>
+    </w:p>
+    <w:p>
+      <w:r>
+        <w:t>00:06:15,166 --&gt; 00:06:20,708</w:t>
+      </w:r>
+    </w:p>
     <w:p>
       <w:r>
         <w:t>I told him, whoever does something</w:t>
@@ -887,6 +1931,17 @@
         <w:t>does not make mistakes in it</w:t>
       </w:r>
     </w:p>
+    <w:p/>
+    <w:p>
+      <w:r>
+        <w:t>96</w:t>
+      </w:r>
+    </w:p>
+    <w:p>
+      <w:r>
+        <w:t>00:06:21,833 --&gt; 00:06:27,291</w:t>
+      </w:r>
+    </w:p>
     <w:p>
       <w:r>
         <w:t>More than once he asked me questions</w:t>
@@ -897,6 +1952,17 @@
         <w:t>that had nothing to do with them</w:t>
       </w:r>
     </w:p>
+    <w:p/>
+    <w:p>
+      <w:r>
+        <w:t>97</w:t>
+      </w:r>
+    </w:p>
+    <w:p>
+      <w:r>
+        <w:t>00:06:27,708 --&gt; 00:06:30,291</w:t>
+      </w:r>
+    </w:p>
     <w:p>
       <w:r>
         <w:t>Two people interrogated me</w:t>
@@ -907,6 +1973,17 @@
         <w:t>whose names I do not know</w:t>
       </w:r>
     </w:p>
+    <w:p/>
+    <w:p>
+      <w:r>
+        <w:t>98</w:t>
+      </w:r>
+    </w:p>
+    <w:p>
+      <w:r>
+        <w:t>00:06:30,750 --&gt; 00:06:34,375</w:t>
+      </w:r>
+    </w:p>
     <w:p>
       <w:r>
         <w:t>And a person named Abu al-Baraa whose role was</w:t>
@@ -917,6 +1994,17 @@
         <w:t>to finalize the information in the interrogation</w:t>
       </w:r>
     </w:p>
+    <w:p/>
+    <w:p>
+      <w:r>
+        <w:t>99</w:t>
+      </w:r>
+    </w:p>
+    <w:p>
+      <w:r>
+        <w:t>00:06:35,458 --&gt; 00:06:41,708</w:t>
+      </w:r>
+    </w:p>
     <w:p>
       <w:r>
         <w:t>He was like the prison director, he personally</w:t>
@@ -927,6 +2015,17 @@
         <w:t>verified the interrogation with you</w:t>
       </w:r>
     </w:p>
+    <w:p/>
+    <w:p>
+      <w:r>
+        <w:t>100</w:t>
+      </w:r>
+    </w:p>
+    <w:p>
+      <w:r>
+        <w:t>00:06:42,583 --&gt; 00:06:47,125</w:t>
+      </w:r>
+    </w:p>
     <w:p>
       <w:r>
         <w:t>In case you wanted to add information,</w:t>
@@ -937,6 +2036,17 @@
         <w:t>he would relay it to the previous interrogators</w:t>
       </w:r>
     </w:p>
+    <w:p/>
+    <w:p>
+      <w:r>
+        <w:t>101</w:t>
+      </w:r>
+    </w:p>
+    <w:p>
+      <w:r>
+        <w:t>00:06:47,708 --&gt; 00:06:52,166</w:t>
+      </w:r>
+    </w:p>
     <w:p>
       <w:r>
         <w:t>One of the interrogators whose name was mentioned</w:t>
@@ -947,6 +2057,17 @@
         <w:t>in front of me was Abu Ubada</w:t>
       </w:r>
     </w:p>
+    <w:p/>
+    <w:p>
+      <w:r>
+        <w:t>102</w:t>
+      </w:r>
+    </w:p>
+    <w:p>
+      <w:r>
+        <w:t>00:06:53,250 --&gt; 00:06:57,541</w:t>
+      </w:r>
+    </w:p>
     <w:p>
       <w:r>
         <w:t>At the start of my interrogation one of the members</w:t>
@@ -957,6 +2078,17 @@
         <w:t>mentioned his name and he said, shush, be quiet</w:t>
       </w:r>
     </w:p>
+    <w:p/>
+    <w:p>
+      <w:r>
+        <w:t>103</w:t>
+      </w:r>
+    </w:p>
+    <w:p>
+      <w:r>
+        <w:t>00:06:58,458 --&gt; 00:07:05,166</w:t>
+      </w:r>
+    </w:p>
     <w:p>
       <w:r>
         <w:t>Interviewer: Did something happen to you in prison that you</w:t>
@@ -967,6 +2099,17 @@
         <w:t>still remember, something stuck in your memory since that day?</w:t>
       </w:r>
     </w:p>
+    <w:p/>
+    <w:p>
+      <w:r>
+        <w:t>104</w:t>
+      </w:r>
+    </w:p>
+    <w:p>
+      <w:r>
+        <w:t>00:07:05,708 --&gt; 00:07:07,875</w:t>
+      </w:r>
+    </w:p>
     <w:p>
       <w:r>
         <w:t>All of my days with them</w:t>
@@ -977,6 +2120,17 @@
         <w:t>are unforgettable</w:t>
       </w:r>
     </w:p>
+    <w:p/>
+    <w:p>
+      <w:r>
+        <w:t>105</w:t>
+      </w:r>
+    </w:p>
+    <w:p>
+      <w:r>
+        <w:t>00:07:10,500 --&gt; 00:07:15,208</w:t>
+      </w:r>
+    </w:p>
     <w:p>
       <w:r>
         <w:t>You live your life here in constant terror, you cannot see</w:t>
@@ -987,6 +2141,17 @@
         <w:t>anyone, you cannot even see their faces</w:t>
       </w:r>
     </w:p>
+    <w:p/>
+    <w:p>
+      <w:r>
+        <w:t>106</w:t>
+      </w:r>
+    </w:p>
+    <w:p>
+      <w:r>
+        <w:t>00:07:15,708 --&gt; 00:07:20,291</w:t>
+      </w:r>
+    </w:p>
     <w:p>
       <w:r>
         <w:t>And your friends imprisoned with you, when one returns from the</w:t>
@@ -997,6 +2162,17 @@
         <w:t>interrogation room they would have told him, we will kill you</w:t>
       </w:r>
     </w:p>
+    <w:p/>
+    <w:p>
+      <w:r>
+        <w:t>107</w:t>
+      </w:r>
+    </w:p>
+    <w:p>
+      <w:r>
+        <w:t>00:07:20,666 --&gt; 00:07:22,375</w:t>
+      </w:r>
+    </w:p>
     <w:p>
       <w:r>
         <w:t>It was impossible to hear</w:t>
@@ -1007,6 +2183,17 @@
         <w:t>any good news</w:t>
       </w:r>
     </w:p>
+    <w:p/>
+    <w:p>
+      <w:r>
+        <w:t>108</w:t>
+      </w:r>
+    </w:p>
+    <w:p>
+      <w:r>
+        <w:t>00:07:22,958 --&gt; 00:07:26,750</w:t>
+      </w:r>
+    </w:p>
     <w:p>
       <w:r>
         <w:t>Even your family does not know where you are</w:t>
@@ -1017,6 +2204,17 @@
         <w:t>and there is no one to deliver news about you</w:t>
       </w:r>
     </w:p>
+    <w:p/>
+    <w:p>
+      <w:r>
+        <w:t>109</w:t>
+      </w:r>
+    </w:p>
+    <w:p>
+      <w:r>
+        <w:t>00:07:28,333 --&gt; 00:07:35,500</w:t>
+      </w:r>
+    </w:p>
     <w:p>
       <w:r>
         <w:t>The interrogators I went to, no one came out from them alive. Most of</w:t>
@@ -1027,6 +2225,17 @@
         <w:t>those they interrogated were executed</w:t>
       </w:r>
     </w:p>
+    <w:p/>
+    <w:p>
+      <w:r>
+        <w:t>110</w:t>
+      </w:r>
+    </w:p>
+    <w:p>
+      <w:r>
+        <w:t>00:07:36,791 --&gt; 00:07:41,708</w:t>
+      </w:r>
+    </w:p>
     <w:p>
       <w:r>
         <w:t>Most of them were killed. Eventually only five of us from</w:t>
@@ -1037,6 +2246,17 @@
         <w:t>the town of Tabqa remained and they took us</w:t>
       </w:r>
     </w:p>
+    <w:p/>
+    <w:p>
+      <w:r>
+        <w:t>111</w:t>
+      </w:r>
+    </w:p>
+    <w:p>
+      <w:r>
+        <w:t>00:07:42,416 --&gt; 00:07:48,291</w:t>
+      </w:r>
+    </w:p>
     <w:p>
       <w:r>
         <w:t>Among them was a young man named Idris, a Kurdish man</w:t>
@@ -1047,6 +2267,17 @@
         <w:t>they arrested because of his son's birthday party</w:t>
       </w:r>
     </w:p>
+    <w:p/>
+    <w:p>
+      <w:r>
+        <w:t>112</w:t>
+      </w:r>
+    </w:p>
+    <w:p>
+      <w:r>
+        <w:t>00:07:49,875 --&gt; 00:07:52,166</w:t>
+      </w:r>
+    </w:p>
     <w:p>
       <w:r>
         <w:t>He remained imprisoned</w:t>
@@ -1057,6 +2288,17 @@
         <w:t>for about four months</w:t>
       </w:r>
     </w:p>
+    <w:p/>
+    <w:p>
+      <w:r>
+        <w:t>113</w:t>
+      </w:r>
+    </w:p>
+    <w:p>
+      <w:r>
+        <w:t>00:07:52,666 --&gt; 00:07:55,833</w:t>
+      </w:r>
+    </w:p>
     <w:p>
       <w:r>
         <w:t>And also Shakir, they arrested</w:t>
@@ -1067,6 +2309,17 @@
         <w:t>him and his wife</w:t>
       </w:r>
     </w:p>
+    <w:p/>
+    <w:p>
+      <w:r>
+        <w:t>114</w:t>
+      </w:r>
+    </w:p>
+    <w:p>
+      <w:r>
+        <w:t>00:07:57,333 --&gt; 00:08:04,208</w:t>
+      </w:r>
+    </w:p>
     <w:p>
       <w:r>
         <w:t>And there were also Kurdish</w:t>
@@ -1077,6 +2330,17 @@
         <w:t>young men whose names I forgot</w:t>
       </w:r>
     </w:p>
+    <w:p/>
+    <w:p>
+      <w:r>
+        <w:t>115</w:t>
+      </w:r>
+    </w:p>
+    <w:p>
+      <w:r>
+        <w:t>00:08:04,916 --&gt; 00:08:08,875</w:t>
+      </w:r>
+    </w:p>
     <w:p>
       <w:r>
         <w:t>Over the passing days</w:t>
@@ -1087,6 +2351,17 @@
         <w:t>I forgot their names</w:t>
       </w:r>
     </w:p>
+    <w:p/>
+    <w:p>
+      <w:r>
+        <w:t>116</w:t>
+      </w:r>
+    </w:p>
+    <w:p>
+      <w:r>
+        <w:t>00:08:10,083 --&gt; 00:08:14,625</w:t>
+      </w:r>
+    </w:p>
     <w:p>
       <w:r>
         <w:t>And with us was also</w:t>
@@ -1097,6 +2372,17 @@
         <w:t>Abboud al-Shawakh</w:t>
       </w:r>
     </w:p>
+    <w:p/>
+    <w:p>
+      <w:r>
+        <w:t>117</w:t>
+      </w:r>
+    </w:p>
+    <w:p>
+      <w:r>
+        <w:t>00:08:15,416 --&gt; 00:08:17,083</w:t>
+      </w:r>
+    </w:p>
     <w:p>
       <w:r>
         <w:t>They used to suspend</w:t>
@@ -1107,6 +2393,17 @@
         <w:t>him from the door</w:t>
       </w:r>
     </w:p>
+    <w:p/>
+    <w:p>
+      <w:r>
+        <w:t>118</w:t>
+      </w:r>
+    </w:p>
+    <w:p>
+      <w:r>
+        <w:t>00:08:17,916 --&gt; 00:08:20,375</w:t>
+      </w:r>
+    </w:p>
     <w:p>
       <w:r>
         <w:t>This entire door was used</w:t>
@@ -1114,7 +2411,18 @@
     </w:p>
     <w:p>
       <w:r>
-        <w:t>for suspension [shabeh]</w:t>
+        <w:t>for suspension [&lt;i&gt;shabeh&lt;/i&gt;]</w:t>
+      </w:r>
+    </w:p>
+    <w:p/>
+    <w:p>
+      <w:r>
+        <w:t>119</w:t>
+      </w:r>
+    </w:p>
+    <w:p>
+      <w:r>
+        <w:t>00:08:21,791 --&gt; 00:08:26,875</w:t>
       </w:r>
     </w:p>
     <w:p>
@@ -1127,6 +2435,17 @@
         <w:t>but the sound of torture, God protect us</w:t>
       </w:r>
     </w:p>
+    <w:p/>
+    <w:p>
+      <w:r>
+        <w:t>120</w:t>
+      </w:r>
+    </w:p>
+    <w:p>
+      <w:r>
+        <w:t>00:08:27,625 --&gt; 00:08:32,250</w:t>
+      </w:r>
+    </w:p>
     <w:p>
       <w:r>
         <w:t>Women crying and men crying, women being</w:t>
@@ -1137,11 +2456,33 @@
         <w:t>dragged on the ground and men being dragged</w:t>
       </w:r>
     </w:p>
+    <w:p/>
+    <w:p>
+      <w:r>
+        <w:t>121</w:t>
+      </w:r>
+    </w:p>
+    <w:p>
+      <w:r>
+        <w:t>00:08:32,833 --&gt; 00:08:33,500</w:t>
+      </w:r>
+    </w:p>
     <w:p>
       <w:r>
         <w:t>Here of course</w:t>
       </w:r>
     </w:p>
+    <w:p/>
+    <w:p>
+      <w:r>
+        <w:t>122</w:t>
+      </w:r>
+    </w:p>
+    <w:p>
+      <w:r>
+        <w:t>00:08:34,125 --&gt; 00:08:36,000</w:t>
+      </w:r>
+    </w:p>
     <w:p>
       <w:r>
         <w:t>Of course they bring prisoners, we hear their</w:t>
@@ -1152,6 +2493,7 @@
         <w:t>screaming but we cannot see them</w:t>
       </w:r>
     </w:p>
+    <w:p/>
     <w:sectPr>
       <w:pgSz w:w="12240" w:h="15840"/>
       <w:pgMar w:top="1440" w:right="1800" w:bottom="1440" w:left="1800" w:header="720" w:footer="720" w:gutter="0"/>
@@ -1525,9 +2867,12 @@
     <w:name w:val="Normal"/>
     <w:qFormat/>
     <w:rsid w:val="00FC693F"/>
+    <w:pPr>
+      <w:spacing w:before="0" w:after="0" w:line="276" w:lineRule="auto"/>
+    </w:pPr>
     <w:rPr>
-      <w:rFonts w:ascii="Arial" w:hAnsi="Arial"/>
-      <w:sz w:val="22"/>
+      <w:rFonts w:ascii="Courier New" w:hAnsi="Courier New"/>
+      <w:sz w:val="20"/>
     </w:rPr>
   </w:style>
   <w:style w:type="paragraph" w:styleId="Header">
